--- a/rapports/2026-06-06/EQ33/EQ33_sup_v2/DR_023201030018/18-65-89-93.docx
+++ b/rapports/2026-06-06/EQ33/EQ33_sup_v2/DR_023201030018/18-65-89-93.docx
@@ -297,7 +297,7 @@
           <w:color w:val="1F6FEB"/>
           <w:sz w:val="22"/>
         </w:rPr>
-        <w:t>⚠ INCOHÉRENCES À CORRIGER (80)</w:t>
+        <w:t>⚠ INCOHÉRENCES À CORRIGER (76)</w:t>
       </w:r>
     </w:p>
     <w:tbl>
@@ -1084,7 +1084,7 @@
                 <w:color w:val="16A34A"/>
                 <w:sz w:val="16"/>
               </w:rPr>
-              <w:t>—</w:t>
+              <w:t>s01q32, s01q36, s01q38, s04q37_modif, s02q33, s02q34, s01q00b</w:t>
             </w:r>
           </w:p>
         </w:tc>
@@ -1115,7 +1115,7 @@
                 <w:i w:val="0"/>
                 <w:sz w:val="17"/>
               </w:rPr>
-              <w:t>Incohérence!!! seulement les écoles privées paient les frais de scolarité (y compris les frais d'inscription).</w:t>
+              <w:t>Peu probable!!! Vu l'âge (14 ans) de Sire Manga ou l'année à laquelle Sire Manga a fréquenté l'école pour la dernière fois (.) le dernier diplome de Sire Manga ne peut être le Certificat d'études primaires (CEP), prière de corriger cette incohérence ou confirmer avec le QG.</w:t>
             </w:r>
           </w:p>
         </w:tc>
@@ -1148,6 +1148,1086 @@
                 <w:i w:val="0"/>
                 <w:sz w:val="16"/>
               </w:rPr>
+              <w:t>S11</w:t>
+              <w:br/>
+            </w:r>
+            <w:r>
+              <w:rPr>
+                <w:b w:val="0"/>
+                <w:i w:val="0"/>
+                <w:color w:val="64748B"/>
+                <w:sz w:val="14"/>
+              </w:rPr>
+              <w:t>Logement / cadre de vie</w:t>
+            </w:r>
+          </w:p>
+        </w:tc>
+        <w:tc>
+          <w:tcPr>
+            <w:tcW w:type="dxa" w:w="1531"/>
+          </w:tcPr>
+          <w:p>
+            <w:r>
+              <w:rPr>
+                <w:b/>
+                <w:i w:val="0"/>
+                <w:color w:val="16A34A"/>
+                <w:sz w:val="16"/>
+              </w:rPr>
+              <w:t>—</w:t>
+            </w:r>
+          </w:p>
+        </w:tc>
+        <w:tc>
+          <w:tcPr>
+            <w:tcW w:type="dxa" w:w="1191"/>
+          </w:tcPr>
+          <w:p>
+            <w:r>
+              <w:rPr>
+                <w:b w:val="0"/>
+                <w:i w:val="0"/>
+                <w:color w:val="64748B"/>
+                <w:sz w:val="16"/>
+              </w:rPr>
+              <w:t>GT-CQ</w:t>
+            </w:r>
+          </w:p>
+        </w:tc>
+        <w:tc>
+          <w:tcPr>
+            <w:tcW w:type="dxa" w:w="4706"/>
+          </w:tcPr>
+          <w:p>
+            <w:r>
+              <w:rPr>
+                <w:b w:val="0"/>
+                <w:i w:val="0"/>
+                <w:sz w:val="17"/>
+              </w:rPr>
+              <w:t>Incoherence!! Le ménage a depensé .</w:t>
+            </w:r>
+          </w:p>
+        </w:tc>
+      </w:tr>
+      <w:tr>
+        <w:tc>
+          <w:tcPr>
+            <w:tcW w:type="dxa" w:w="964"/>
+          </w:tcPr>
+          <w:p>
+            <w:r>
+              <w:rPr>
+                <w:b/>
+                <w:i w:val="0"/>
+                <w:color w:val="DC2626"/>
+                <w:sz w:val="16"/>
+              </w:rPr>
+              <w:t>Haute</w:t>
+            </w:r>
+          </w:p>
+        </w:tc>
+        <w:tc>
+          <w:tcPr>
+            <w:tcW w:type="dxa" w:w="1247"/>
+          </w:tcPr>
+          <w:p>
+            <w:r>
+              <w:rPr>
+                <w:b/>
+                <w:i w:val="0"/>
+                <w:sz w:val="16"/>
+              </w:rPr>
+              <w:t>S11</w:t>
+              <w:br/>
+            </w:r>
+            <w:r>
+              <w:rPr>
+                <w:b w:val="0"/>
+                <w:i w:val="0"/>
+                <w:color w:val="64748B"/>
+                <w:sz w:val="14"/>
+              </w:rPr>
+              <w:t>Logement / cadre de vie</w:t>
+            </w:r>
+          </w:p>
+        </w:tc>
+        <w:tc>
+          <w:tcPr>
+            <w:tcW w:type="dxa" w:w="1531"/>
+          </w:tcPr>
+          <w:p>
+            <w:r>
+              <w:rPr>
+                <w:b/>
+                <w:i w:val="0"/>
+                <w:color w:val="16A34A"/>
+                <w:sz w:val="16"/>
+              </w:rPr>
+              <w:t>s01q29, s01q31, s04q24, s00q04, s11q21, s09fq03, s09fq011</w:t>
+            </w:r>
+          </w:p>
+        </w:tc>
+        <w:tc>
+          <w:tcPr>
+            <w:tcW w:type="dxa" w:w="1191"/>
+          </w:tcPr>
+          <w:p>
+            <w:r>
+              <w:rPr>
+                <w:b w:val="0"/>
+                <w:i w:val="0"/>
+                <w:color w:val="64748B"/>
+                <w:sz w:val="16"/>
+              </w:rPr>
+              <w:t>GT-CQ</w:t>
+            </w:r>
+          </w:p>
+        </w:tc>
+        <w:tc>
+          <w:tcPr>
+            <w:tcW w:type="dxa" w:w="4706"/>
+          </w:tcPr>
+          <w:p>
+            <w:r>
+              <w:rPr>
+                <w:b w:val="0"/>
+                <w:i w:val="0"/>
+                <w:sz w:val="17"/>
+              </w:rPr>
+              <w:t>FCFA dans Frais de connexion au réseau de distribution d'eau mais dit ne pas être connecté à un réseau d'eau courante, prière de corriger cette incoherence</w:t>
+            </w:r>
+          </w:p>
+        </w:tc>
+      </w:tr>
+      <w:tr>
+        <w:tc>
+          <w:tcPr>
+            <w:tcW w:type="dxa" w:w="964"/>
+          </w:tcPr>
+          <w:p>
+            <w:r>
+              <w:rPr>
+                <w:b/>
+                <w:i w:val="0"/>
+                <w:color w:val="DC2626"/>
+                <w:sz w:val="16"/>
+              </w:rPr>
+              <w:t>Haute</w:t>
+            </w:r>
+          </w:p>
+        </w:tc>
+        <w:tc>
+          <w:tcPr>
+            <w:tcW w:type="dxa" w:w="1247"/>
+          </w:tcPr>
+          <w:p>
+            <w:r>
+              <w:rPr>
+                <w:b/>
+                <w:i w:val="0"/>
+                <w:sz w:val="16"/>
+              </w:rPr>
+              <w:t>S13</w:t>
+              <w:br/>
+            </w:r>
+            <w:r>
+              <w:rPr>
+                <w:b w:val="0"/>
+                <w:i w:val="0"/>
+                <w:color w:val="64748B"/>
+                <w:sz w:val="14"/>
+              </w:rPr>
+              <w:t>Transferts</w:t>
+            </w:r>
+          </w:p>
+        </w:tc>
+        <w:tc>
+          <w:tcPr>
+            <w:tcW w:type="dxa" w:w="1531"/>
+          </w:tcPr>
+          <w:p>
+            <w:r>
+              <w:rPr>
+                <w:b/>
+                <w:i w:val="0"/>
+                <w:color w:val="16A34A"/>
+                <w:sz w:val="16"/>
+              </w:rPr>
+              <w:t>s00q27, s01q00a, s01q12, s01q13, s02q04, s03q11, s03q12, s01q01</w:t>
+            </w:r>
+          </w:p>
+        </w:tc>
+        <w:tc>
+          <w:tcPr>
+            <w:tcW w:type="dxa" w:w="1191"/>
+          </w:tcPr>
+          <w:p>
+            <w:r>
+              <w:rPr>
+                <w:b w:val="0"/>
+                <w:i w:val="0"/>
+                <w:color w:val="64748B"/>
+                <w:sz w:val="16"/>
+              </w:rPr>
+              <w:t>GT-CQ</w:t>
+            </w:r>
+          </w:p>
+        </w:tc>
+        <w:tc>
+          <w:tcPr>
+            <w:tcW w:type="dxa" w:w="4706"/>
+          </w:tcPr>
+          <w:p>
+            <w:r>
+              <w:rPr>
+                <w:b w:val="0"/>
+                <w:i w:val="0"/>
+                <w:sz w:val="17"/>
+              </w:rPr>
+              <w:t>L'âge du béneficiaire d'argent dans la section 13b (Transfert emis) semble incoherent voir élévé, prière de verifier ou corriger.</w:t>
+            </w:r>
+          </w:p>
+        </w:tc>
+      </w:tr>
+      <w:tr>
+        <w:tc>
+          <w:tcPr>
+            <w:tcW w:type="dxa" w:w="964"/>
+          </w:tcPr>
+          <w:p>
+            <w:r>
+              <w:rPr>
+                <w:b/>
+                <w:i w:val="0"/>
+                <w:color w:val="DC2626"/>
+                <w:sz w:val="16"/>
+              </w:rPr>
+              <w:t>Haute</w:t>
+            </w:r>
+          </w:p>
+        </w:tc>
+        <w:tc>
+          <w:tcPr>
+            <w:tcW w:type="dxa" w:w="1247"/>
+          </w:tcPr>
+          <w:p>
+            <w:r>
+              <w:rPr>
+                <w:b/>
+                <w:i w:val="0"/>
+                <w:sz w:val="16"/>
+              </w:rPr>
+              <w:t>S20</w:t>
+              <w:br/>
+            </w:r>
+            <w:r>
+              <w:rPr>
+                <w:b w:val="0"/>
+                <w:i w:val="0"/>
+                <w:color w:val="64748B"/>
+                <w:sz w:val="14"/>
+              </w:rPr>
+              <w:t>Gouvernance / autres</w:t>
+            </w:r>
+          </w:p>
+        </w:tc>
+        <w:tc>
+          <w:tcPr>
+            <w:tcW w:type="dxa" w:w="1531"/>
+          </w:tcPr>
+          <w:p>
+            <w:r>
+              <w:rPr>
+                <w:b/>
+                <w:i w:val="0"/>
+                <w:color w:val="16A34A"/>
+                <w:sz w:val="16"/>
+              </w:rPr>
+              <w:t>—</w:t>
+            </w:r>
+          </w:p>
+        </w:tc>
+        <w:tc>
+          <w:tcPr>
+            <w:tcW w:type="dxa" w:w="1191"/>
+          </w:tcPr>
+          <w:p>
+            <w:r>
+              <w:rPr>
+                <w:b w:val="0"/>
+                <w:i w:val="0"/>
+                <w:color w:val="64748B"/>
+                <w:sz w:val="16"/>
+              </w:rPr>
+              <w:t>GT-CQ</w:t>
+            </w:r>
+          </w:p>
+        </w:tc>
+        <w:tc>
+          <w:tcPr>
+            <w:tcW w:type="dxa" w:w="4706"/>
+          </w:tcPr>
+          <w:p>
+            <w:r>
+              <w:rPr>
+                <w:b w:val="0"/>
+                <w:i w:val="0"/>
+                <w:sz w:val="17"/>
+              </w:rPr>
+              <w:t>Incohérence détectée ! Le ménage a précédemment déclaré vivre « Bien » ou « Assez bien » selon son revenu en 20A.02.</w:t>
+            </w:r>
+          </w:p>
+        </w:tc>
+      </w:tr>
+      <w:tr>
+        <w:tc>
+          <w:tcPr>
+            <w:tcW w:type="dxa" w:w="964"/>
+          </w:tcPr>
+          <w:p>
+            <w:r>
+              <w:rPr>
+                <w:b/>
+                <w:i w:val="0"/>
+                <w:color w:val="EA580C"/>
+                <w:sz w:val="16"/>
+              </w:rPr>
+              <w:t>Moyenne</w:t>
+            </w:r>
+          </w:p>
+        </w:tc>
+        <w:tc>
+          <w:tcPr>
+            <w:tcW w:type="dxa" w:w="1247"/>
+          </w:tcPr>
+          <w:p>
+            <w:r>
+              <w:rPr>
+                <w:b/>
+                <w:i w:val="0"/>
+                <w:sz w:val="16"/>
+              </w:rPr>
+              <w:t>S00</w:t>
+              <w:br/>
+            </w:r>
+            <w:r>
+              <w:rPr>
+                <w:b w:val="0"/>
+                <w:i w:val="0"/>
+                <w:color w:val="64748B"/>
+                <w:sz w:val="14"/>
+              </w:rPr>
+              <w:t>Identification</w:t>
+            </w:r>
+          </w:p>
+        </w:tc>
+        <w:tc>
+          <w:tcPr>
+            <w:tcW w:type="dxa" w:w="1531"/>
+          </w:tcPr>
+          <w:p>
+            <w:r>
+              <w:rPr>
+                <w:b/>
+                <w:i w:val="0"/>
+                <w:color w:val="16A34A"/>
+                <w:sz w:val="16"/>
+              </w:rPr>
+              <w:t>s00q27</w:t>
+            </w:r>
+          </w:p>
+        </w:tc>
+        <w:tc>
+          <w:tcPr>
+            <w:tcW w:type="dxa" w:w="1191"/>
+          </w:tcPr>
+          <w:p>
+            <w:r>
+              <w:rPr>
+                <w:b w:val="0"/>
+                <w:i w:val="0"/>
+                <w:color w:val="64748B"/>
+                <w:sz w:val="16"/>
+              </w:rPr>
+              <w:t>GT-CQ</w:t>
+            </w:r>
+          </w:p>
+        </w:tc>
+        <w:tc>
+          <w:tcPr>
+            <w:tcW w:type="dxa" w:w="4706"/>
+          </w:tcPr>
+          <w:p>
+            <w:r>
+              <w:rPr>
+                <w:b w:val="0"/>
+                <w:i w:val="0"/>
+                <w:sz w:val="17"/>
+              </w:rPr>
+              <w:t>Le questionnaire semble ne pas être complètement fini mais le questionnaire est en statut complet, prière de compléter le questionnaire.</w:t>
+            </w:r>
+          </w:p>
+        </w:tc>
+      </w:tr>
+      <w:tr>
+        <w:tc>
+          <w:tcPr>
+            <w:tcW w:type="dxa" w:w="964"/>
+          </w:tcPr>
+          <w:p>
+            <w:r>
+              <w:rPr>
+                <w:b/>
+                <w:i w:val="0"/>
+                <w:color w:val="EA580C"/>
+                <w:sz w:val="16"/>
+              </w:rPr>
+              <w:t>Moyenne</w:t>
+            </w:r>
+          </w:p>
+        </w:tc>
+        <w:tc>
+          <w:tcPr>
+            <w:tcW w:type="dxa" w:w="1247"/>
+          </w:tcPr>
+          <w:p>
+            <w:r>
+              <w:rPr>
+                <w:b/>
+                <w:i w:val="0"/>
+                <w:sz w:val="16"/>
+              </w:rPr>
+              <w:t>S00</w:t>
+              <w:br/>
+            </w:r>
+            <w:r>
+              <w:rPr>
+                <w:b w:val="0"/>
+                <w:i w:val="0"/>
+                <w:color w:val="64748B"/>
+                <w:sz w:val="14"/>
+              </w:rPr>
+              <w:t>Identification</w:t>
+            </w:r>
+          </w:p>
+        </w:tc>
+        <w:tc>
+          <w:tcPr>
+            <w:tcW w:type="dxa" w:w="1531"/>
+          </w:tcPr>
+          <w:p>
+            <w:r>
+              <w:rPr>
+                <w:b/>
+                <w:i w:val="0"/>
+                <w:color w:val="16A34A"/>
+                <w:sz w:val="16"/>
+              </w:rPr>
+              <w:t>—</w:t>
+            </w:r>
+          </w:p>
+        </w:tc>
+        <w:tc>
+          <w:tcPr>
+            <w:tcW w:type="dxa" w:w="1191"/>
+          </w:tcPr>
+          <w:p>
+            <w:r>
+              <w:rPr>
+                <w:b w:val="0"/>
+                <w:i w:val="0"/>
+                <w:color w:val="64748B"/>
+                <w:sz w:val="16"/>
+              </w:rPr>
+              <w:t>GT-CQ</w:t>
+            </w:r>
+          </w:p>
+        </w:tc>
+        <w:tc>
+          <w:tcPr>
+            <w:tcW w:type="dxa" w:w="4706"/>
+          </w:tcPr>
+          <w:p>
+            <w:r>
+              <w:rPr>
+                <w:b w:val="0"/>
+                <w:i w:val="0"/>
+                <w:sz w:val="17"/>
+              </w:rPr>
+              <w:t>L'adresse ou la localisation du ménage doit être bien renseignée, ne doit pas contenir des numéros de téléphone et elle semble courte pour être une adresse.</w:t>
+            </w:r>
+          </w:p>
+        </w:tc>
+      </w:tr>
+      <w:tr>
+        <w:tc>
+          <w:tcPr>
+            <w:tcW w:type="dxa" w:w="964"/>
+          </w:tcPr>
+          <w:p>
+            <w:r>
+              <w:rPr>
+                <w:b/>
+                <w:i w:val="0"/>
+                <w:color w:val="EA580C"/>
+                <w:sz w:val="16"/>
+              </w:rPr>
+              <w:t>Moyenne</w:t>
+            </w:r>
+          </w:p>
+        </w:tc>
+        <w:tc>
+          <w:tcPr>
+            <w:tcW w:type="dxa" w:w="1247"/>
+          </w:tcPr>
+          <w:p>
+            <w:r>
+              <w:rPr>
+                <w:b/>
+                <w:i w:val="0"/>
+                <w:sz w:val="16"/>
+              </w:rPr>
+              <w:t>S00</w:t>
+              <w:br/>
+            </w:r>
+            <w:r>
+              <w:rPr>
+                <w:b w:val="0"/>
+                <w:i w:val="0"/>
+                <w:color w:val="64748B"/>
+                <w:sz w:val="14"/>
+              </w:rPr>
+              <w:t>Identification</w:t>
+            </w:r>
+          </w:p>
+        </w:tc>
+        <w:tc>
+          <w:tcPr>
+            <w:tcW w:type="dxa" w:w="1531"/>
+          </w:tcPr>
+          <w:p>
+            <w:r>
+              <w:rPr>
+                <w:b/>
+                <w:i w:val="0"/>
+                <w:color w:val="16A34A"/>
+                <w:sz w:val="16"/>
+              </w:rPr>
+              <w:t>—</w:t>
+            </w:r>
+          </w:p>
+        </w:tc>
+        <w:tc>
+          <w:tcPr>
+            <w:tcW w:type="dxa" w:w="1191"/>
+          </w:tcPr>
+          <w:p>
+            <w:r>
+              <w:rPr>
+                <w:b w:val="0"/>
+                <w:i w:val="0"/>
+                <w:color w:val="64748B"/>
+                <w:sz w:val="16"/>
+              </w:rPr>
+              <w:t>GT-CQ</w:t>
+            </w:r>
+          </w:p>
+        </w:tc>
+        <w:tc>
+          <w:tcPr>
+            <w:tcW w:type="dxa" w:w="4706"/>
+          </w:tcPr>
+          <w:p>
+            <w:r>
+              <w:rPr>
+                <w:b w:val="0"/>
+                <w:i w:val="0"/>
+                <w:sz w:val="17"/>
+              </w:rPr>
+              <w:t>Prière de renseigner la bonne adresse.</w:t>
+            </w:r>
+          </w:p>
+        </w:tc>
+      </w:tr>
+      <w:tr>
+        <w:tc>
+          <w:tcPr>
+            <w:tcW w:type="dxa" w:w="964"/>
+          </w:tcPr>
+          <w:p>
+            <w:r>
+              <w:rPr>
+                <w:b/>
+                <w:i w:val="0"/>
+                <w:color w:val="EA580C"/>
+                <w:sz w:val="16"/>
+              </w:rPr>
+              <w:t>Moyenne</w:t>
+            </w:r>
+          </w:p>
+        </w:tc>
+        <w:tc>
+          <w:tcPr>
+            <w:tcW w:type="dxa" w:w="1247"/>
+          </w:tcPr>
+          <w:p>
+            <w:r>
+              <w:rPr>
+                <w:b/>
+                <w:i w:val="0"/>
+                <w:sz w:val="16"/>
+              </w:rPr>
+              <w:t>S01</w:t>
+              <w:br/>
+            </w:r>
+            <w:r>
+              <w:rPr>
+                <w:b w:val="0"/>
+                <w:i w:val="0"/>
+                <w:color w:val="64748B"/>
+                <w:sz w:val="14"/>
+              </w:rPr>
+              <w:t>Démographie</w:t>
+            </w:r>
+          </w:p>
+        </w:tc>
+        <w:tc>
+          <w:tcPr>
+            <w:tcW w:type="dxa" w:w="1531"/>
+          </w:tcPr>
+          <w:p>
+            <w:r>
+              <w:rPr>
+                <w:b/>
+                <w:i w:val="0"/>
+                <w:color w:val="16A34A"/>
+                <w:sz w:val="16"/>
+              </w:rPr>
+              <w:t>—</w:t>
+            </w:r>
+          </w:p>
+        </w:tc>
+        <w:tc>
+          <w:tcPr>
+            <w:tcW w:type="dxa" w:w="1191"/>
+          </w:tcPr>
+          <w:p>
+            <w:r>
+              <w:rPr>
+                <w:b w:val="0"/>
+                <w:i w:val="0"/>
+                <w:color w:val="64748B"/>
+                <w:sz w:val="16"/>
+              </w:rPr>
+              <w:t>GT-CQ</w:t>
+            </w:r>
+          </w:p>
+        </w:tc>
+        <w:tc>
+          <w:tcPr>
+            <w:tcW w:type="dxa" w:w="4706"/>
+          </w:tcPr>
+          <w:p>
+            <w:r>
+              <w:rPr>
+                <w:b w:val="0"/>
+                <w:i w:val="0"/>
+                <w:sz w:val="17"/>
+              </w:rPr>
+              <w:t>Prière de verifier l'information donnée par Salimata Manga ou corriger au niveau de la section 1.</w:t>
+            </w:r>
+          </w:p>
+        </w:tc>
+      </w:tr>
+      <w:tr>
+        <w:tc>
+          <w:tcPr>
+            <w:tcW w:type="dxa" w:w="964"/>
+          </w:tcPr>
+          <w:p>
+            <w:r>
+              <w:rPr>
+                <w:b/>
+                <w:i w:val="0"/>
+                <w:color w:val="EA580C"/>
+                <w:sz w:val="16"/>
+              </w:rPr>
+              <w:t>Moyenne</w:t>
+            </w:r>
+          </w:p>
+        </w:tc>
+        <w:tc>
+          <w:tcPr>
+            <w:tcW w:type="dxa" w:w="1247"/>
+          </w:tcPr>
+          <w:p>
+            <w:r>
+              <w:rPr>
+                <w:b/>
+                <w:i w:val="0"/>
+                <w:sz w:val="16"/>
+              </w:rPr>
+              <w:t>S01</w:t>
+              <w:br/>
+            </w:r>
+            <w:r>
+              <w:rPr>
+                <w:b w:val="0"/>
+                <w:i w:val="0"/>
+                <w:color w:val="64748B"/>
+                <w:sz w:val="14"/>
+              </w:rPr>
+              <w:t>Démographie</w:t>
+            </w:r>
+          </w:p>
+        </w:tc>
+        <w:tc>
+          <w:tcPr>
+            <w:tcW w:type="dxa" w:w="1531"/>
+          </w:tcPr>
+          <w:p>
+            <w:r>
+              <w:rPr>
+                <w:b/>
+                <w:i w:val="0"/>
+                <w:color w:val="16A34A"/>
+                <w:sz w:val="16"/>
+              </w:rPr>
+              <w:t>—</w:t>
+            </w:r>
+          </w:p>
+        </w:tc>
+        <w:tc>
+          <w:tcPr>
+            <w:tcW w:type="dxa" w:w="1191"/>
+          </w:tcPr>
+          <w:p>
+            <w:r>
+              <w:rPr>
+                <w:b w:val="0"/>
+                <w:i w:val="0"/>
+                <w:color w:val="64748B"/>
+                <w:sz w:val="16"/>
+              </w:rPr>
+              <w:t>GT-CQ</w:t>
+            </w:r>
+          </w:p>
+        </w:tc>
+        <w:tc>
+          <w:tcPr>
+            <w:tcW w:type="dxa" w:w="4706"/>
+          </w:tcPr>
+          <w:p>
+            <w:r>
+              <w:rPr>
+                <w:b w:val="0"/>
+                <w:i w:val="0"/>
+                <w:sz w:val="17"/>
+              </w:rPr>
+              <w:t>Prière de verifier l'information donnée par Sire Manga ou corriger au niveau de la section 1.</w:t>
+            </w:r>
+          </w:p>
+        </w:tc>
+      </w:tr>
+      <w:tr>
+        <w:tc>
+          <w:tcPr>
+            <w:tcW w:type="dxa" w:w="964"/>
+          </w:tcPr>
+          <w:p>
+            <w:r>
+              <w:rPr>
+                <w:b/>
+                <w:i w:val="0"/>
+                <w:color w:val="EA580C"/>
+                <w:sz w:val="16"/>
+              </w:rPr>
+              <w:t>Moyenne</w:t>
+            </w:r>
+          </w:p>
+        </w:tc>
+        <w:tc>
+          <w:tcPr>
+            <w:tcW w:type="dxa" w:w="1247"/>
+          </w:tcPr>
+          <w:p>
+            <w:r>
+              <w:rPr>
+                <w:b/>
+                <w:i w:val="0"/>
+                <w:sz w:val="16"/>
+              </w:rPr>
+              <w:t>S01</w:t>
+              <w:br/>
+            </w:r>
+            <w:r>
+              <w:rPr>
+                <w:b w:val="0"/>
+                <w:i w:val="0"/>
+                <w:color w:val="64748B"/>
+                <w:sz w:val="14"/>
+              </w:rPr>
+              <w:t>Démographie</w:t>
+            </w:r>
+          </w:p>
+        </w:tc>
+        <w:tc>
+          <w:tcPr>
+            <w:tcW w:type="dxa" w:w="1531"/>
+          </w:tcPr>
+          <w:p>
+            <w:r>
+              <w:rPr>
+                <w:b/>
+                <w:i w:val="0"/>
+                <w:color w:val="16A34A"/>
+                <w:sz w:val="16"/>
+              </w:rPr>
+              <w:t>—</w:t>
+            </w:r>
+          </w:p>
+        </w:tc>
+        <w:tc>
+          <w:tcPr>
+            <w:tcW w:type="dxa" w:w="1191"/>
+          </w:tcPr>
+          <w:p>
+            <w:r>
+              <w:rPr>
+                <w:b w:val="0"/>
+                <w:i w:val="0"/>
+                <w:color w:val="64748B"/>
+                <w:sz w:val="16"/>
+              </w:rPr>
+              <w:t>GT-CQ</w:t>
+            </w:r>
+          </w:p>
+        </w:tc>
+        <w:tc>
+          <w:tcPr>
+            <w:tcW w:type="dxa" w:w="4706"/>
+          </w:tcPr>
+          <w:p>
+            <w:r>
+              <w:rPr>
+                <w:b w:val="0"/>
+                <w:i w:val="0"/>
+                <w:sz w:val="17"/>
+              </w:rPr>
+              <w:t>Prière de verifier l'information donnée par Abietou Manga ou corriger au niveau de la section 1.</w:t>
+            </w:r>
+          </w:p>
+        </w:tc>
+      </w:tr>
+      <w:tr>
+        <w:tc>
+          <w:tcPr>
+            <w:tcW w:type="dxa" w:w="964"/>
+          </w:tcPr>
+          <w:p>
+            <w:r>
+              <w:rPr>
+                <w:b/>
+                <w:i w:val="0"/>
+                <w:color w:val="EA580C"/>
+                <w:sz w:val="16"/>
+              </w:rPr>
+              <w:t>Moyenne</w:t>
+            </w:r>
+          </w:p>
+        </w:tc>
+        <w:tc>
+          <w:tcPr>
+            <w:tcW w:type="dxa" w:w="1247"/>
+          </w:tcPr>
+          <w:p>
+            <w:r>
+              <w:rPr>
+                <w:b/>
+                <w:i w:val="0"/>
+                <w:sz w:val="16"/>
+              </w:rPr>
+              <w:t>S01</w:t>
+              <w:br/>
+            </w:r>
+            <w:r>
+              <w:rPr>
+                <w:b w:val="0"/>
+                <w:i w:val="0"/>
+                <w:color w:val="64748B"/>
+                <w:sz w:val="14"/>
+              </w:rPr>
+              <w:t>Démographie</w:t>
+            </w:r>
+          </w:p>
+        </w:tc>
+        <w:tc>
+          <w:tcPr>
+            <w:tcW w:type="dxa" w:w="1531"/>
+          </w:tcPr>
+          <w:p>
+            <w:r>
+              <w:rPr>
+                <w:b/>
+                <w:i w:val="0"/>
+                <w:color w:val="16A34A"/>
+                <w:sz w:val="16"/>
+              </w:rPr>
+              <w:t>—</w:t>
+            </w:r>
+          </w:p>
+        </w:tc>
+        <w:tc>
+          <w:tcPr>
+            <w:tcW w:type="dxa" w:w="1191"/>
+          </w:tcPr>
+          <w:p>
+            <w:r>
+              <w:rPr>
+                <w:b w:val="0"/>
+                <w:i w:val="0"/>
+                <w:color w:val="64748B"/>
+                <w:sz w:val="16"/>
+              </w:rPr>
+              <w:t>GT-CQ</w:t>
+            </w:r>
+          </w:p>
+        </w:tc>
+        <w:tc>
+          <w:tcPr>
+            <w:tcW w:type="dxa" w:w="4706"/>
+          </w:tcPr>
+          <w:p>
+            <w:r>
+              <w:rPr>
+                <w:b w:val="0"/>
+                <w:i w:val="0"/>
+                <w:sz w:val="17"/>
+              </w:rPr>
+              <w:t>Prière de verifier l'information donnée par Mariama Sibodianke Manga ou corriger au niveau de la section 1.</w:t>
+            </w:r>
+          </w:p>
+        </w:tc>
+      </w:tr>
+      <w:tr>
+        <w:tc>
+          <w:tcPr>
+            <w:tcW w:type="dxa" w:w="964"/>
+          </w:tcPr>
+          <w:p>
+            <w:r>
+              <w:rPr>
+                <w:b/>
+                <w:i w:val="0"/>
+                <w:color w:val="EA580C"/>
+                <w:sz w:val="16"/>
+              </w:rPr>
+              <w:t>Moyenne</w:t>
+            </w:r>
+          </w:p>
+        </w:tc>
+        <w:tc>
+          <w:tcPr>
+            <w:tcW w:type="dxa" w:w="1247"/>
+          </w:tcPr>
+          <w:p>
+            <w:r>
+              <w:rPr>
+                <w:b/>
+                <w:i w:val="0"/>
+                <w:sz w:val="16"/>
+              </w:rPr>
+              <w:t>S01</w:t>
+              <w:br/>
+            </w:r>
+            <w:r>
+              <w:rPr>
+                <w:b w:val="0"/>
+                <w:i w:val="0"/>
+                <w:color w:val="64748B"/>
+                <w:sz w:val="14"/>
+              </w:rPr>
+              <w:t>Démographie</w:t>
+            </w:r>
+          </w:p>
+        </w:tc>
+        <w:tc>
+          <w:tcPr>
+            <w:tcW w:type="dxa" w:w="1531"/>
+          </w:tcPr>
+          <w:p>
+            <w:r>
+              <w:rPr>
+                <w:b/>
+                <w:i w:val="0"/>
+                <w:color w:val="16A34A"/>
+                <w:sz w:val="16"/>
+              </w:rPr>
+              <w:t>—</w:t>
+            </w:r>
+          </w:p>
+        </w:tc>
+        <w:tc>
+          <w:tcPr>
+            <w:tcW w:type="dxa" w:w="1191"/>
+          </w:tcPr>
+          <w:p>
+            <w:r>
+              <w:rPr>
+                <w:b w:val="0"/>
+                <w:i w:val="0"/>
+                <w:color w:val="64748B"/>
+                <w:sz w:val="16"/>
+              </w:rPr>
+              <w:t>GT-CQ</w:t>
+            </w:r>
+          </w:p>
+        </w:tc>
+        <w:tc>
+          <w:tcPr>
+            <w:tcW w:type="dxa" w:w="4706"/>
+          </w:tcPr>
+          <w:p>
+            <w:r>
+              <w:rPr>
+                <w:b w:val="0"/>
+                <w:i w:val="0"/>
+                <w:sz w:val="17"/>
+              </w:rPr>
+              <w:t>Prière de verifier l'information donnée par Nouha abba Manga ou corriger au niveau de la section 1.</w:t>
+            </w:r>
+          </w:p>
+        </w:tc>
+      </w:tr>
+      <w:tr>
+        <w:tc>
+          <w:tcPr>
+            <w:tcW w:type="dxa" w:w="964"/>
+          </w:tcPr>
+          <w:p>
+            <w:r>
+              <w:rPr>
+                <w:b/>
+                <w:i w:val="0"/>
+                <w:color w:val="EA580C"/>
+                <w:sz w:val="16"/>
+              </w:rPr>
+              <w:t>Moyenne</w:t>
+            </w:r>
+          </w:p>
+        </w:tc>
+        <w:tc>
+          <w:tcPr>
+            <w:tcW w:type="dxa" w:w="1247"/>
+          </w:tcPr>
+          <w:p>
+            <w:r>
+              <w:rPr>
+                <w:b/>
+                <w:i w:val="0"/>
+                <w:sz w:val="16"/>
+              </w:rPr>
               <w:t>S02</w:t>
               <w:br/>
             </w:r>
@@ -1174,7 +2254,7 @@
                 <w:color w:val="16A34A"/>
                 <w:sz w:val="16"/>
               </w:rPr>
-              <w:t>s01q32, s01q36, s01q38, s04q37_modif, s02q33, s02q34, s01q00b</w:t>
+              <w:t>—</w:t>
             </w:r>
           </w:p>
         </w:tc>
@@ -1205,7 +2285,7 @@
                 <w:i w:val="0"/>
                 <w:sz w:val="17"/>
               </w:rPr>
-              <w:t>Peu probable!!! Vu l'âge (14 ans) de Sire Manga ou l'année à laquelle Sire Manga a fréquenté l'école pour la dernière fois (.) le dernier diplome de Sire Manga ne peut être le Certificat d'études primaires (CEP), prière de corriger cette incohérence ou confirmer avec le QG.</w:t>
+              <w:t>Attention!!! le montant payé pour les frais de scolarité ( 13000 FCFA) de Nouha abba Manga  qui fréquente 2ème année de Maternelle semble faible.</w:t>
             </w:r>
           </w:p>
         </w:tc>
@@ -1220,10 +2300,10 @@
               <w:rPr>
                 <w:b/>
                 <w:i w:val="0"/>
-                <w:color w:val="DC2626"/>
+                <w:color w:val="EA580C"/>
                 <w:sz w:val="16"/>
               </w:rPr>
-              <w:t>Haute</w:t>
+              <w:t>Moyenne</w:t>
             </w:r>
           </w:p>
         </w:tc>
@@ -1238,7 +2318,7 @@
                 <w:i w:val="0"/>
                 <w:sz w:val="16"/>
               </w:rPr>
-              <w:t>S11</w:t>
+              <w:t>S02</w:t>
               <w:br/>
             </w:r>
             <w:r>
@@ -1248,7 +2328,7 @@
                 <w:color w:val="64748B"/>
                 <w:sz w:val="14"/>
               </w:rPr>
-              <w:t>Logement / cadre de vie</w:t>
+              <w:t>Éducation</w:t>
             </w:r>
           </w:p>
         </w:tc>
@@ -1295,7 +2375,7 @@
                 <w:i w:val="0"/>
                 <w:sz w:val="17"/>
               </w:rPr>
-              <w:t>Incoherence!! Le ménage a depensé .</w:t>
+              <w:t>Veuillez verifier cette information auprès de l'enquêté ou confirmer avec le QG.</w:t>
             </w:r>
           </w:p>
         </w:tc>
@@ -1310,10 +2390,10 @@
               <w:rPr>
                 <w:b/>
                 <w:i w:val="0"/>
-                <w:color w:val="DC2626"/>
+                <w:color w:val="EA580C"/>
                 <w:sz w:val="16"/>
               </w:rPr>
-              <w:t>Haute</w:t>
+              <w:t>Moyenne</w:t>
             </w:r>
           </w:p>
         </w:tc>
@@ -1328,7 +2408,7 @@
                 <w:i w:val="0"/>
                 <w:sz w:val="16"/>
               </w:rPr>
-              <w:t>S11</w:t>
+              <w:t>S02</w:t>
               <w:br/>
             </w:r>
             <w:r>
@@ -1338,7 +2418,7 @@
                 <w:color w:val="64748B"/>
                 <w:sz w:val="14"/>
               </w:rPr>
-              <w:t>Logement / cadre de vie</w:t>
+              <w:t>Éducation</w:t>
             </w:r>
           </w:p>
         </w:tc>
@@ -1354,7 +2434,7 @@
                 <w:color w:val="16A34A"/>
                 <w:sz w:val="16"/>
               </w:rPr>
-              <w:t>s01q29, s01q31, s04q24, s00q04, s11q21, s09fq03, s09fq011</w:t>
+              <w:t>s01q64, s00q04, s02q20, s02q25, s01q00b, s02q17_2, s02q15_2</w:t>
             </w:r>
           </w:p>
         </w:tc>
@@ -1385,7 +2465,7 @@
                 <w:i w:val="0"/>
                 <w:sz w:val="17"/>
               </w:rPr>
-              <w:t>FCFA dans Frais de connexion au réseau de distribution d'eau mais dit ne pas être connecté à un réseau d'eau courante, prière de corriger cette incoherence</w:t>
+              <w:t>Dans les milieux ruraux les frais d'uniformes de Nouha abba Manga qui fréquente 2ème année de Maternelle sont peut-être obligatoire et sont payés aussi dans les écoles privés, prière de verifier pour corriger ou confirmer avec le QG.</w:t>
             </w:r>
           </w:p>
         </w:tc>
@@ -1400,10 +2480,10 @@
               <w:rPr>
                 <w:b/>
                 <w:i w:val="0"/>
-                <w:color w:val="DC2626"/>
+                <w:color w:val="EA580C"/>
                 <w:sz w:val="16"/>
               </w:rPr>
-              <w:t>Haute</w:t>
+              <w:t>Moyenne</w:t>
             </w:r>
           </w:p>
         </w:tc>
@@ -1418,7 +2498,7 @@
                 <w:i w:val="0"/>
                 <w:sz w:val="16"/>
               </w:rPr>
-              <w:t>S13</w:t>
+              <w:t>S02</w:t>
               <w:br/>
             </w:r>
             <w:r>
@@ -1428,7 +2508,7 @@
                 <w:color w:val="64748B"/>
                 <w:sz w:val="14"/>
               </w:rPr>
-              <w:t>Transferts</w:t>
+              <w:t>Éducation</w:t>
             </w:r>
           </w:p>
         </w:tc>
@@ -1444,7 +2524,7 @@
                 <w:color w:val="16A34A"/>
                 <w:sz w:val="16"/>
               </w:rPr>
-              <w:t>s00q27, s01q00a, s01q12, s01q13, s02q04, s03q11, s03q12, s01q01</w:t>
+              <w:t>—</w:t>
             </w:r>
           </w:p>
         </w:tc>
@@ -1475,7 +2555,7 @@
                 <w:i w:val="0"/>
                 <w:sz w:val="17"/>
               </w:rPr>
-              <w:t>L'âge du béneficiaire d'argent dans la section 13b (Transfert emis) semble incoherent voir élévé, prière de verifier ou corriger.</w:t>
+              <w:t>Attention ! Le frais de scolarité (1500 Fcfa) de Salimata Manga en 4ème année de Primaire est relativement faible par rapport aux autres frais de scolarités observés dans cette zone.</w:t>
             </w:r>
           </w:p>
         </w:tc>
@@ -1490,10 +2570,10 @@
               <w:rPr>
                 <w:b/>
                 <w:i w:val="0"/>
-                <w:color w:val="DC2626"/>
+                <w:color w:val="EA580C"/>
                 <w:sz w:val="16"/>
               </w:rPr>
-              <w:t>Haute</w:t>
+              <w:t>Moyenne</w:t>
             </w:r>
           </w:p>
         </w:tc>
@@ -1508,7 +2588,7 @@
                 <w:i w:val="0"/>
                 <w:sz w:val="16"/>
               </w:rPr>
-              <w:t>S20</w:t>
+              <w:t>S02</w:t>
               <w:br/>
             </w:r>
             <w:r>
@@ -1518,7 +2598,7 @@
                 <w:color w:val="64748B"/>
                 <w:sz w:val="14"/>
               </w:rPr>
-              <w:t>Gouvernance / autres</w:t>
+              <w:t>Éducation</w:t>
             </w:r>
           </w:p>
         </w:tc>
@@ -1565,1447 +2645,7 @@
                 <w:i w:val="0"/>
                 <w:sz w:val="17"/>
               </w:rPr>
-              <w:t>Incohérence détectée ! Le ménage a précédemment déclaré vivre « Bien » ou « Assez bien » selon son revenu en 20A.02.</w:t>
-            </w:r>
-          </w:p>
-        </w:tc>
-      </w:tr>
-      <w:tr>
-        <w:tc>
-          <w:tcPr>
-            <w:tcW w:type="dxa" w:w="964"/>
-          </w:tcPr>
-          <w:p>
-            <w:r>
-              <w:rPr>
-                <w:b/>
-                <w:i w:val="0"/>
-                <w:color w:val="EA580C"/>
-                <w:sz w:val="16"/>
-              </w:rPr>
-              <w:t>Moyenne</w:t>
-            </w:r>
-          </w:p>
-        </w:tc>
-        <w:tc>
-          <w:tcPr>
-            <w:tcW w:type="dxa" w:w="1247"/>
-          </w:tcPr>
-          <w:p>
-            <w:r>
-              <w:rPr>
-                <w:b/>
-                <w:i w:val="0"/>
-                <w:sz w:val="16"/>
-              </w:rPr>
-              <w:t>S00</w:t>
-              <w:br/>
-            </w:r>
-            <w:r>
-              <w:rPr>
-                <w:b w:val="0"/>
-                <w:i w:val="0"/>
-                <w:color w:val="64748B"/>
-                <w:sz w:val="14"/>
-              </w:rPr>
-              <w:t>Identification</w:t>
-            </w:r>
-          </w:p>
-        </w:tc>
-        <w:tc>
-          <w:tcPr>
-            <w:tcW w:type="dxa" w:w="1531"/>
-          </w:tcPr>
-          <w:p>
-            <w:r>
-              <w:rPr>
-                <w:b/>
-                <w:i w:val="0"/>
-                <w:color w:val="16A34A"/>
-                <w:sz w:val="16"/>
-              </w:rPr>
-              <w:t>s00q27</w:t>
-            </w:r>
-          </w:p>
-        </w:tc>
-        <w:tc>
-          <w:tcPr>
-            <w:tcW w:type="dxa" w:w="1191"/>
-          </w:tcPr>
-          <w:p>
-            <w:r>
-              <w:rPr>
-                <w:b w:val="0"/>
-                <w:i w:val="0"/>
-                <w:color w:val="64748B"/>
-                <w:sz w:val="16"/>
-              </w:rPr>
-              <w:t>GT-CQ</w:t>
-            </w:r>
-          </w:p>
-        </w:tc>
-        <w:tc>
-          <w:tcPr>
-            <w:tcW w:type="dxa" w:w="4706"/>
-          </w:tcPr>
-          <w:p>
-            <w:r>
-              <w:rPr>
-                <w:b w:val="0"/>
-                <w:i w:val="0"/>
-                <w:sz w:val="17"/>
-              </w:rPr>
-              <w:t>Le questionnaire semble ne pas être complètement fini mais le questionnaire est en statut complet, prière de compléter le questionnaire.</w:t>
-            </w:r>
-          </w:p>
-        </w:tc>
-      </w:tr>
-      <w:tr>
-        <w:tc>
-          <w:tcPr>
-            <w:tcW w:type="dxa" w:w="964"/>
-          </w:tcPr>
-          <w:p>
-            <w:r>
-              <w:rPr>
-                <w:b/>
-                <w:i w:val="0"/>
-                <w:color w:val="EA580C"/>
-                <w:sz w:val="16"/>
-              </w:rPr>
-              <w:t>Moyenne</w:t>
-            </w:r>
-          </w:p>
-        </w:tc>
-        <w:tc>
-          <w:tcPr>
-            <w:tcW w:type="dxa" w:w="1247"/>
-          </w:tcPr>
-          <w:p>
-            <w:r>
-              <w:rPr>
-                <w:b/>
-                <w:i w:val="0"/>
-                <w:sz w:val="16"/>
-              </w:rPr>
-              <w:t>S00</w:t>
-              <w:br/>
-            </w:r>
-            <w:r>
-              <w:rPr>
-                <w:b w:val="0"/>
-                <w:i w:val="0"/>
-                <w:color w:val="64748B"/>
-                <w:sz w:val="14"/>
-              </w:rPr>
-              <w:t>Identification</w:t>
-            </w:r>
-          </w:p>
-        </w:tc>
-        <w:tc>
-          <w:tcPr>
-            <w:tcW w:type="dxa" w:w="1531"/>
-          </w:tcPr>
-          <w:p>
-            <w:r>
-              <w:rPr>
-                <w:b/>
-                <w:i w:val="0"/>
-                <w:color w:val="16A34A"/>
-                <w:sz w:val="16"/>
-              </w:rPr>
-              <w:t>—</w:t>
-            </w:r>
-          </w:p>
-        </w:tc>
-        <w:tc>
-          <w:tcPr>
-            <w:tcW w:type="dxa" w:w="1191"/>
-          </w:tcPr>
-          <w:p>
-            <w:r>
-              <w:rPr>
-                <w:b w:val="0"/>
-                <w:i w:val="0"/>
-                <w:color w:val="64748B"/>
-                <w:sz w:val="16"/>
-              </w:rPr>
-              <w:t>GT-CQ</w:t>
-            </w:r>
-          </w:p>
-        </w:tc>
-        <w:tc>
-          <w:tcPr>
-            <w:tcW w:type="dxa" w:w="4706"/>
-          </w:tcPr>
-          <w:p>
-            <w:r>
-              <w:rPr>
-                <w:b w:val="0"/>
-                <w:i w:val="0"/>
-                <w:sz w:val="17"/>
-              </w:rPr>
-              <w:t>L'adresse ou la localisation du ménage doit être bien renseignée, ne doit pas contenir des numéros de téléphone et elle semble courte pour être une adresse.</w:t>
-            </w:r>
-          </w:p>
-        </w:tc>
-      </w:tr>
-      <w:tr>
-        <w:tc>
-          <w:tcPr>
-            <w:tcW w:type="dxa" w:w="964"/>
-          </w:tcPr>
-          <w:p>
-            <w:r>
-              <w:rPr>
-                <w:b/>
-                <w:i w:val="0"/>
-                <w:color w:val="EA580C"/>
-                <w:sz w:val="16"/>
-              </w:rPr>
-              <w:t>Moyenne</w:t>
-            </w:r>
-          </w:p>
-        </w:tc>
-        <w:tc>
-          <w:tcPr>
-            <w:tcW w:type="dxa" w:w="1247"/>
-          </w:tcPr>
-          <w:p>
-            <w:r>
-              <w:rPr>
-                <w:b/>
-                <w:i w:val="0"/>
-                <w:sz w:val="16"/>
-              </w:rPr>
-              <w:t>S00</w:t>
-              <w:br/>
-            </w:r>
-            <w:r>
-              <w:rPr>
-                <w:b w:val="0"/>
-                <w:i w:val="0"/>
-                <w:color w:val="64748B"/>
-                <w:sz w:val="14"/>
-              </w:rPr>
-              <w:t>Identification</w:t>
-            </w:r>
-          </w:p>
-        </w:tc>
-        <w:tc>
-          <w:tcPr>
-            <w:tcW w:type="dxa" w:w="1531"/>
-          </w:tcPr>
-          <w:p>
-            <w:r>
-              <w:rPr>
-                <w:b/>
-                <w:i w:val="0"/>
-                <w:color w:val="16A34A"/>
-                <w:sz w:val="16"/>
-              </w:rPr>
-              <w:t>—</w:t>
-            </w:r>
-          </w:p>
-        </w:tc>
-        <w:tc>
-          <w:tcPr>
-            <w:tcW w:type="dxa" w:w="1191"/>
-          </w:tcPr>
-          <w:p>
-            <w:r>
-              <w:rPr>
-                <w:b w:val="0"/>
-                <w:i w:val="0"/>
-                <w:color w:val="64748B"/>
-                <w:sz w:val="16"/>
-              </w:rPr>
-              <w:t>GT-CQ</w:t>
-            </w:r>
-          </w:p>
-        </w:tc>
-        <w:tc>
-          <w:tcPr>
-            <w:tcW w:type="dxa" w:w="4706"/>
-          </w:tcPr>
-          <w:p>
-            <w:r>
-              <w:rPr>
-                <w:b w:val="0"/>
-                <w:i w:val="0"/>
-                <w:sz w:val="17"/>
-              </w:rPr>
-              <w:t>Prière de renseigner la bonne adresse.</w:t>
-            </w:r>
-          </w:p>
-        </w:tc>
-      </w:tr>
-      <w:tr>
-        <w:tc>
-          <w:tcPr>
-            <w:tcW w:type="dxa" w:w="964"/>
-          </w:tcPr>
-          <w:p>
-            <w:r>
-              <w:rPr>
-                <w:b/>
-                <w:i w:val="0"/>
-                <w:color w:val="EA580C"/>
-                <w:sz w:val="16"/>
-              </w:rPr>
-              <w:t>Moyenne</w:t>
-            </w:r>
-          </w:p>
-        </w:tc>
-        <w:tc>
-          <w:tcPr>
-            <w:tcW w:type="dxa" w:w="1247"/>
-          </w:tcPr>
-          <w:p>
-            <w:r>
-              <w:rPr>
-                <w:b/>
-                <w:i w:val="0"/>
-                <w:sz w:val="16"/>
-              </w:rPr>
-              <w:t>S01</w:t>
-              <w:br/>
-            </w:r>
-            <w:r>
-              <w:rPr>
-                <w:b w:val="0"/>
-                <w:i w:val="0"/>
-                <w:color w:val="64748B"/>
-                <w:sz w:val="14"/>
-              </w:rPr>
-              <w:t>Démographie</w:t>
-            </w:r>
-          </w:p>
-        </w:tc>
-        <w:tc>
-          <w:tcPr>
-            <w:tcW w:type="dxa" w:w="1531"/>
-          </w:tcPr>
-          <w:p>
-            <w:r>
-              <w:rPr>
-                <w:b/>
-                <w:i w:val="0"/>
-                <w:color w:val="16A34A"/>
-                <w:sz w:val="16"/>
-              </w:rPr>
-              <w:t>—</w:t>
-            </w:r>
-          </w:p>
-        </w:tc>
-        <w:tc>
-          <w:tcPr>
-            <w:tcW w:type="dxa" w:w="1191"/>
-          </w:tcPr>
-          <w:p>
-            <w:r>
-              <w:rPr>
-                <w:b w:val="0"/>
-                <w:i w:val="0"/>
-                <w:color w:val="64748B"/>
-                <w:sz w:val="16"/>
-              </w:rPr>
-              <w:t>GT-CQ</w:t>
-            </w:r>
-          </w:p>
-        </w:tc>
-        <w:tc>
-          <w:tcPr>
-            <w:tcW w:type="dxa" w:w="4706"/>
-          </w:tcPr>
-          <w:p>
-            <w:r>
-              <w:rPr>
-                <w:b w:val="0"/>
-                <w:i w:val="0"/>
-                <w:sz w:val="17"/>
-              </w:rPr>
-              <w:t>Prière de verifier l'information donnée par Salimata Manga ou corriger au niveau de la section 1.</w:t>
-            </w:r>
-          </w:p>
-        </w:tc>
-      </w:tr>
-      <w:tr>
-        <w:tc>
-          <w:tcPr>
-            <w:tcW w:type="dxa" w:w="964"/>
-          </w:tcPr>
-          <w:p>
-            <w:r>
-              <w:rPr>
-                <w:b/>
-                <w:i w:val="0"/>
-                <w:color w:val="EA580C"/>
-                <w:sz w:val="16"/>
-              </w:rPr>
-              <w:t>Moyenne</w:t>
-            </w:r>
-          </w:p>
-        </w:tc>
-        <w:tc>
-          <w:tcPr>
-            <w:tcW w:type="dxa" w:w="1247"/>
-          </w:tcPr>
-          <w:p>
-            <w:r>
-              <w:rPr>
-                <w:b/>
-                <w:i w:val="0"/>
-                <w:sz w:val="16"/>
-              </w:rPr>
-              <w:t>S01</w:t>
-              <w:br/>
-            </w:r>
-            <w:r>
-              <w:rPr>
-                <w:b w:val="0"/>
-                <w:i w:val="0"/>
-                <w:color w:val="64748B"/>
-                <w:sz w:val="14"/>
-              </w:rPr>
-              <w:t>Démographie</w:t>
-            </w:r>
-          </w:p>
-        </w:tc>
-        <w:tc>
-          <w:tcPr>
-            <w:tcW w:type="dxa" w:w="1531"/>
-          </w:tcPr>
-          <w:p>
-            <w:r>
-              <w:rPr>
-                <w:b/>
-                <w:i w:val="0"/>
-                <w:color w:val="16A34A"/>
-                <w:sz w:val="16"/>
-              </w:rPr>
-              <w:t>—</w:t>
-            </w:r>
-          </w:p>
-        </w:tc>
-        <w:tc>
-          <w:tcPr>
-            <w:tcW w:type="dxa" w:w="1191"/>
-          </w:tcPr>
-          <w:p>
-            <w:r>
-              <w:rPr>
-                <w:b w:val="0"/>
-                <w:i w:val="0"/>
-                <w:color w:val="64748B"/>
-                <w:sz w:val="16"/>
-              </w:rPr>
-              <w:t>GT-CQ</w:t>
-            </w:r>
-          </w:p>
-        </w:tc>
-        <w:tc>
-          <w:tcPr>
-            <w:tcW w:type="dxa" w:w="4706"/>
-          </w:tcPr>
-          <w:p>
-            <w:r>
-              <w:rPr>
-                <w:b w:val="0"/>
-                <w:i w:val="0"/>
-                <w:sz w:val="17"/>
-              </w:rPr>
-              <w:t>Prière de verifier l'information donnée par Sire Manga ou corriger au niveau de la section 1.</w:t>
-            </w:r>
-          </w:p>
-        </w:tc>
-      </w:tr>
-      <w:tr>
-        <w:tc>
-          <w:tcPr>
-            <w:tcW w:type="dxa" w:w="964"/>
-          </w:tcPr>
-          <w:p>
-            <w:r>
-              <w:rPr>
-                <w:b/>
-                <w:i w:val="0"/>
-                <w:color w:val="EA580C"/>
-                <w:sz w:val="16"/>
-              </w:rPr>
-              <w:t>Moyenne</w:t>
-            </w:r>
-          </w:p>
-        </w:tc>
-        <w:tc>
-          <w:tcPr>
-            <w:tcW w:type="dxa" w:w="1247"/>
-          </w:tcPr>
-          <w:p>
-            <w:r>
-              <w:rPr>
-                <w:b/>
-                <w:i w:val="0"/>
-                <w:sz w:val="16"/>
-              </w:rPr>
-              <w:t>S01</w:t>
-              <w:br/>
-            </w:r>
-            <w:r>
-              <w:rPr>
-                <w:b w:val="0"/>
-                <w:i w:val="0"/>
-                <w:color w:val="64748B"/>
-                <w:sz w:val="14"/>
-              </w:rPr>
-              <w:t>Démographie</w:t>
-            </w:r>
-          </w:p>
-        </w:tc>
-        <w:tc>
-          <w:tcPr>
-            <w:tcW w:type="dxa" w:w="1531"/>
-          </w:tcPr>
-          <w:p>
-            <w:r>
-              <w:rPr>
-                <w:b/>
-                <w:i w:val="0"/>
-                <w:color w:val="16A34A"/>
-                <w:sz w:val="16"/>
-              </w:rPr>
-              <w:t>—</w:t>
-            </w:r>
-          </w:p>
-        </w:tc>
-        <w:tc>
-          <w:tcPr>
-            <w:tcW w:type="dxa" w:w="1191"/>
-          </w:tcPr>
-          <w:p>
-            <w:r>
-              <w:rPr>
-                <w:b w:val="0"/>
-                <w:i w:val="0"/>
-                <w:color w:val="64748B"/>
-                <w:sz w:val="16"/>
-              </w:rPr>
-              <w:t>GT-CQ</w:t>
-            </w:r>
-          </w:p>
-        </w:tc>
-        <w:tc>
-          <w:tcPr>
-            <w:tcW w:type="dxa" w:w="4706"/>
-          </w:tcPr>
-          <w:p>
-            <w:r>
-              <w:rPr>
-                <w:b w:val="0"/>
-                <w:i w:val="0"/>
-                <w:sz w:val="17"/>
-              </w:rPr>
-              <w:t>Prière de verifier l'information donnée par Abietou Manga ou corriger au niveau de la section 1.</w:t>
-            </w:r>
-          </w:p>
-        </w:tc>
-      </w:tr>
-      <w:tr>
-        <w:tc>
-          <w:tcPr>
-            <w:tcW w:type="dxa" w:w="964"/>
-          </w:tcPr>
-          <w:p>
-            <w:r>
-              <w:rPr>
-                <w:b/>
-                <w:i w:val="0"/>
-                <w:color w:val="EA580C"/>
-                <w:sz w:val="16"/>
-              </w:rPr>
-              <w:t>Moyenne</w:t>
-            </w:r>
-          </w:p>
-        </w:tc>
-        <w:tc>
-          <w:tcPr>
-            <w:tcW w:type="dxa" w:w="1247"/>
-          </w:tcPr>
-          <w:p>
-            <w:r>
-              <w:rPr>
-                <w:b/>
-                <w:i w:val="0"/>
-                <w:sz w:val="16"/>
-              </w:rPr>
-              <w:t>S01</w:t>
-              <w:br/>
-            </w:r>
-            <w:r>
-              <w:rPr>
-                <w:b w:val="0"/>
-                <w:i w:val="0"/>
-                <w:color w:val="64748B"/>
-                <w:sz w:val="14"/>
-              </w:rPr>
-              <w:t>Démographie</w:t>
-            </w:r>
-          </w:p>
-        </w:tc>
-        <w:tc>
-          <w:tcPr>
-            <w:tcW w:type="dxa" w:w="1531"/>
-          </w:tcPr>
-          <w:p>
-            <w:r>
-              <w:rPr>
-                <w:b/>
-                <w:i w:val="0"/>
-                <w:color w:val="16A34A"/>
-                <w:sz w:val="16"/>
-              </w:rPr>
-              <w:t>—</w:t>
-            </w:r>
-          </w:p>
-        </w:tc>
-        <w:tc>
-          <w:tcPr>
-            <w:tcW w:type="dxa" w:w="1191"/>
-          </w:tcPr>
-          <w:p>
-            <w:r>
-              <w:rPr>
-                <w:b w:val="0"/>
-                <w:i w:val="0"/>
-                <w:color w:val="64748B"/>
-                <w:sz w:val="16"/>
-              </w:rPr>
-              <w:t>GT-CQ</w:t>
-            </w:r>
-          </w:p>
-        </w:tc>
-        <w:tc>
-          <w:tcPr>
-            <w:tcW w:type="dxa" w:w="4706"/>
-          </w:tcPr>
-          <w:p>
-            <w:r>
-              <w:rPr>
-                <w:b w:val="0"/>
-                <w:i w:val="0"/>
-                <w:sz w:val="17"/>
-              </w:rPr>
-              <w:t>Prière de verifier l'information donnée par Mariama Sibodianke Manga ou corriger au niveau de la section 1.</w:t>
-            </w:r>
-          </w:p>
-        </w:tc>
-      </w:tr>
-      <w:tr>
-        <w:tc>
-          <w:tcPr>
-            <w:tcW w:type="dxa" w:w="964"/>
-          </w:tcPr>
-          <w:p>
-            <w:r>
-              <w:rPr>
-                <w:b/>
-                <w:i w:val="0"/>
-                <w:color w:val="EA580C"/>
-                <w:sz w:val="16"/>
-              </w:rPr>
-              <w:t>Moyenne</w:t>
-            </w:r>
-          </w:p>
-        </w:tc>
-        <w:tc>
-          <w:tcPr>
-            <w:tcW w:type="dxa" w:w="1247"/>
-          </w:tcPr>
-          <w:p>
-            <w:r>
-              <w:rPr>
-                <w:b/>
-                <w:i w:val="0"/>
-                <w:sz w:val="16"/>
-              </w:rPr>
-              <w:t>S01</w:t>
-              <w:br/>
-            </w:r>
-            <w:r>
-              <w:rPr>
-                <w:b w:val="0"/>
-                <w:i w:val="0"/>
-                <w:color w:val="64748B"/>
-                <w:sz w:val="14"/>
-              </w:rPr>
-              <w:t>Démographie</w:t>
-            </w:r>
-          </w:p>
-        </w:tc>
-        <w:tc>
-          <w:tcPr>
-            <w:tcW w:type="dxa" w:w="1531"/>
-          </w:tcPr>
-          <w:p>
-            <w:r>
-              <w:rPr>
-                <w:b/>
-                <w:i w:val="0"/>
-                <w:color w:val="16A34A"/>
-                <w:sz w:val="16"/>
-              </w:rPr>
-              <w:t>—</w:t>
-            </w:r>
-          </w:p>
-        </w:tc>
-        <w:tc>
-          <w:tcPr>
-            <w:tcW w:type="dxa" w:w="1191"/>
-          </w:tcPr>
-          <w:p>
-            <w:r>
-              <w:rPr>
-                <w:b w:val="0"/>
-                <w:i w:val="0"/>
-                <w:color w:val="64748B"/>
-                <w:sz w:val="16"/>
-              </w:rPr>
-              <w:t>GT-CQ</w:t>
-            </w:r>
-          </w:p>
-        </w:tc>
-        <w:tc>
-          <w:tcPr>
-            <w:tcW w:type="dxa" w:w="4706"/>
-          </w:tcPr>
-          <w:p>
-            <w:r>
-              <w:rPr>
-                <w:b w:val="0"/>
-                <w:i w:val="0"/>
-                <w:sz w:val="17"/>
-              </w:rPr>
-              <w:t>Prière de verifier l'information donnée par Nouha abba Manga ou corriger au niveau de la section 1.</w:t>
-            </w:r>
-          </w:p>
-        </w:tc>
-      </w:tr>
-      <w:tr>
-        <w:tc>
-          <w:tcPr>
-            <w:tcW w:type="dxa" w:w="964"/>
-          </w:tcPr>
-          <w:p>
-            <w:r>
-              <w:rPr>
-                <w:b/>
-                <w:i w:val="0"/>
-                <w:color w:val="EA580C"/>
-                <w:sz w:val="16"/>
-              </w:rPr>
-              <w:t>Moyenne</w:t>
-            </w:r>
-          </w:p>
-        </w:tc>
-        <w:tc>
-          <w:tcPr>
-            <w:tcW w:type="dxa" w:w="1247"/>
-          </w:tcPr>
-          <w:p>
-            <w:r>
-              <w:rPr>
-                <w:b/>
-                <w:i w:val="0"/>
-                <w:sz w:val="16"/>
-              </w:rPr>
-              <w:t>S02</w:t>
-              <w:br/>
-            </w:r>
-            <w:r>
-              <w:rPr>
-                <w:b w:val="0"/>
-                <w:i w:val="0"/>
-                <w:color w:val="64748B"/>
-                <w:sz w:val="14"/>
-              </w:rPr>
-              <w:t>Éducation</w:t>
-            </w:r>
-          </w:p>
-        </w:tc>
-        <w:tc>
-          <w:tcPr>
-            <w:tcW w:type="dxa" w:w="1531"/>
-          </w:tcPr>
-          <w:p>
-            <w:r>
-              <w:rPr>
-                <w:b/>
-                <w:i w:val="0"/>
-                <w:color w:val="16A34A"/>
-                <w:sz w:val="16"/>
-              </w:rPr>
-              <w:t>—</w:t>
-            </w:r>
-          </w:p>
-        </w:tc>
-        <w:tc>
-          <w:tcPr>
-            <w:tcW w:type="dxa" w:w="1191"/>
-          </w:tcPr>
-          <w:p>
-            <w:r>
-              <w:rPr>
-                <w:b w:val="0"/>
-                <w:i w:val="0"/>
-                <w:color w:val="64748B"/>
-                <w:sz w:val="16"/>
-              </w:rPr>
-              <w:t>GT-CQ</w:t>
-            </w:r>
-          </w:p>
-        </w:tc>
-        <w:tc>
-          <w:tcPr>
-            <w:tcW w:type="dxa" w:w="4706"/>
-          </w:tcPr>
-          <w:p>
-            <w:r>
-              <w:rPr>
-                <w:b w:val="0"/>
-                <w:i w:val="0"/>
-                <w:sz w:val="17"/>
-              </w:rPr>
-              <w:t>Attention!!! le montant payé pour les frais de scolarité ( 13000 FCFA) de Nouha abba Manga  qui fréquente 2ème année de Maternelle semble faible.</w:t>
-            </w:r>
-          </w:p>
-        </w:tc>
-      </w:tr>
-      <w:tr>
-        <w:tc>
-          <w:tcPr>
-            <w:tcW w:type="dxa" w:w="964"/>
-          </w:tcPr>
-          <w:p>
-            <w:r>
-              <w:rPr>
-                <w:b/>
-                <w:i w:val="0"/>
-                <w:color w:val="EA580C"/>
-                <w:sz w:val="16"/>
-              </w:rPr>
-              <w:t>Moyenne</w:t>
-            </w:r>
-          </w:p>
-        </w:tc>
-        <w:tc>
-          <w:tcPr>
-            <w:tcW w:type="dxa" w:w="1247"/>
-          </w:tcPr>
-          <w:p>
-            <w:r>
-              <w:rPr>
-                <w:b/>
-                <w:i w:val="0"/>
-                <w:sz w:val="16"/>
-              </w:rPr>
-              <w:t>S02</w:t>
-              <w:br/>
-            </w:r>
-            <w:r>
-              <w:rPr>
-                <w:b w:val="0"/>
-                <w:i w:val="0"/>
-                <w:color w:val="64748B"/>
-                <w:sz w:val="14"/>
-              </w:rPr>
-              <w:t>Éducation</w:t>
-            </w:r>
-          </w:p>
-        </w:tc>
-        <w:tc>
-          <w:tcPr>
-            <w:tcW w:type="dxa" w:w="1531"/>
-          </w:tcPr>
-          <w:p>
-            <w:r>
-              <w:rPr>
-                <w:b/>
-                <w:i w:val="0"/>
-                <w:color w:val="16A34A"/>
-                <w:sz w:val="16"/>
-              </w:rPr>
-              <w:t>—</w:t>
-            </w:r>
-          </w:p>
-        </w:tc>
-        <w:tc>
-          <w:tcPr>
-            <w:tcW w:type="dxa" w:w="1191"/>
-          </w:tcPr>
-          <w:p>
-            <w:r>
-              <w:rPr>
-                <w:b w:val="0"/>
-                <w:i w:val="0"/>
-                <w:color w:val="64748B"/>
-                <w:sz w:val="16"/>
-              </w:rPr>
-              <w:t>GT-CQ</w:t>
-            </w:r>
-          </w:p>
-        </w:tc>
-        <w:tc>
-          <w:tcPr>
-            <w:tcW w:type="dxa" w:w="4706"/>
-          </w:tcPr>
-          <w:p>
-            <w:r>
-              <w:rPr>
-                <w:b w:val="0"/>
-                <w:i w:val="0"/>
-                <w:sz w:val="17"/>
-              </w:rPr>
-              <w:t>Veuillez verifier cette information auprès de l'enquêté ou confirmer avec le QG.</w:t>
-            </w:r>
-          </w:p>
-        </w:tc>
-      </w:tr>
-      <w:tr>
-        <w:tc>
-          <w:tcPr>
-            <w:tcW w:type="dxa" w:w="964"/>
-          </w:tcPr>
-          <w:p>
-            <w:r>
-              <w:rPr>
-                <w:b/>
-                <w:i w:val="0"/>
-                <w:color w:val="EA580C"/>
-                <w:sz w:val="16"/>
-              </w:rPr>
-              <w:t>Moyenne</w:t>
-            </w:r>
-          </w:p>
-        </w:tc>
-        <w:tc>
-          <w:tcPr>
-            <w:tcW w:type="dxa" w:w="1247"/>
-          </w:tcPr>
-          <w:p>
-            <w:r>
-              <w:rPr>
-                <w:b/>
-                <w:i w:val="0"/>
-                <w:sz w:val="16"/>
-              </w:rPr>
-              <w:t>S02</w:t>
-              <w:br/>
-            </w:r>
-            <w:r>
-              <w:rPr>
-                <w:b w:val="0"/>
-                <w:i w:val="0"/>
-                <w:color w:val="64748B"/>
-                <w:sz w:val="14"/>
-              </w:rPr>
-              <w:t>Éducation</w:t>
-            </w:r>
-          </w:p>
-        </w:tc>
-        <w:tc>
-          <w:tcPr>
-            <w:tcW w:type="dxa" w:w="1531"/>
-          </w:tcPr>
-          <w:p>
-            <w:r>
-              <w:rPr>
-                <w:b/>
-                <w:i w:val="0"/>
-                <w:color w:val="16A34A"/>
-                <w:sz w:val="16"/>
-              </w:rPr>
-              <w:t>s01q64, s00q04, s02q20, s02q25, s01q00b, s02q17_2, s02q15_2</w:t>
-            </w:r>
-          </w:p>
-        </w:tc>
-        <w:tc>
-          <w:tcPr>
-            <w:tcW w:type="dxa" w:w="1191"/>
-          </w:tcPr>
-          <w:p>
-            <w:r>
-              <w:rPr>
-                <w:b w:val="0"/>
-                <w:i w:val="0"/>
-                <w:color w:val="64748B"/>
-                <w:sz w:val="16"/>
-              </w:rPr>
-              <w:t>GT-CQ</w:t>
-            </w:r>
-          </w:p>
-        </w:tc>
-        <w:tc>
-          <w:tcPr>
-            <w:tcW w:type="dxa" w:w="4706"/>
-          </w:tcPr>
-          <w:p>
-            <w:r>
-              <w:rPr>
-                <w:b w:val="0"/>
-                <w:i w:val="0"/>
-                <w:sz w:val="17"/>
-              </w:rPr>
-              <w:t>Dans les milieux ruraux les frais d'uniformes de Nouha abba Manga qui fréquente 2ème année de Maternelle sont peut-être obligatoire et sont payés aussi dans les écoles privés, prière de verifier pour corriger ou confirmer avec le QG.</w:t>
-            </w:r>
-          </w:p>
-        </w:tc>
-      </w:tr>
-      <w:tr>
-        <w:tc>
-          <w:tcPr>
-            <w:tcW w:type="dxa" w:w="964"/>
-          </w:tcPr>
-          <w:p>
-            <w:r>
-              <w:rPr>
-                <w:b/>
-                <w:i w:val="0"/>
-                <w:color w:val="EA580C"/>
-                <w:sz w:val="16"/>
-              </w:rPr>
-              <w:t>Moyenne</w:t>
-            </w:r>
-          </w:p>
-        </w:tc>
-        <w:tc>
-          <w:tcPr>
-            <w:tcW w:type="dxa" w:w="1247"/>
-          </w:tcPr>
-          <w:p>
-            <w:r>
-              <w:rPr>
-                <w:b/>
-                <w:i w:val="0"/>
-                <w:sz w:val="16"/>
-              </w:rPr>
-              <w:t>S02</w:t>
-              <w:br/>
-            </w:r>
-            <w:r>
-              <w:rPr>
-                <w:b w:val="0"/>
-                <w:i w:val="0"/>
-                <w:color w:val="64748B"/>
-                <w:sz w:val="14"/>
-              </w:rPr>
-              <w:t>Éducation</w:t>
-            </w:r>
-          </w:p>
-        </w:tc>
-        <w:tc>
-          <w:tcPr>
-            <w:tcW w:type="dxa" w:w="1531"/>
-          </w:tcPr>
-          <w:p>
-            <w:r>
-              <w:rPr>
-                <w:b/>
-                <w:i w:val="0"/>
-                <w:color w:val="16A34A"/>
-                <w:sz w:val="16"/>
-              </w:rPr>
-              <w:t>—</w:t>
-            </w:r>
-          </w:p>
-        </w:tc>
-        <w:tc>
-          <w:tcPr>
-            <w:tcW w:type="dxa" w:w="1191"/>
-          </w:tcPr>
-          <w:p>
-            <w:r>
-              <w:rPr>
-                <w:b w:val="0"/>
-                <w:i w:val="0"/>
-                <w:color w:val="64748B"/>
-                <w:sz w:val="16"/>
-              </w:rPr>
-              <w:t>GT-CQ</w:t>
-            </w:r>
-          </w:p>
-        </w:tc>
-        <w:tc>
-          <w:tcPr>
-            <w:tcW w:type="dxa" w:w="4706"/>
-          </w:tcPr>
-          <w:p>
-            <w:r>
-              <w:rPr>
-                <w:b w:val="0"/>
-                <w:i w:val="0"/>
-                <w:sz w:val="17"/>
-              </w:rPr>
-              <w:t>veuillez, s'il vous plait, confirmer les frais de scolarité ( 1500 FCFA) payée de Abietou Manga avec le QG ou apporter les corrections nécessaires.</w:t>
-            </w:r>
-          </w:p>
-        </w:tc>
-      </w:tr>
-      <w:tr>
-        <w:tc>
-          <w:tcPr>
-            <w:tcW w:type="dxa" w:w="964"/>
-          </w:tcPr>
-          <w:p>
-            <w:r>
-              <w:rPr>
-                <w:b/>
-                <w:i w:val="0"/>
-                <w:color w:val="EA580C"/>
-                <w:sz w:val="16"/>
-              </w:rPr>
-              <w:t>Moyenne</w:t>
-            </w:r>
-          </w:p>
-        </w:tc>
-        <w:tc>
-          <w:tcPr>
-            <w:tcW w:type="dxa" w:w="1247"/>
-          </w:tcPr>
-          <w:p>
-            <w:r>
-              <w:rPr>
-                <w:b/>
-                <w:i w:val="0"/>
-                <w:sz w:val="16"/>
-              </w:rPr>
-              <w:t>S02</w:t>
-              <w:br/>
-            </w:r>
-            <w:r>
-              <w:rPr>
-                <w:b w:val="0"/>
-                <w:i w:val="0"/>
-                <w:color w:val="64748B"/>
-                <w:sz w:val="14"/>
-              </w:rPr>
-              <w:t>Éducation</w:t>
-            </w:r>
-          </w:p>
-        </w:tc>
-        <w:tc>
-          <w:tcPr>
-            <w:tcW w:type="dxa" w:w="1531"/>
-          </w:tcPr>
-          <w:p>
-            <w:r>
-              <w:rPr>
-                <w:b/>
-                <w:i w:val="0"/>
-                <w:color w:val="16A34A"/>
-                <w:sz w:val="16"/>
-              </w:rPr>
-              <w:t>—</w:t>
-            </w:r>
-          </w:p>
-        </w:tc>
-        <w:tc>
-          <w:tcPr>
-            <w:tcW w:type="dxa" w:w="1191"/>
-          </w:tcPr>
-          <w:p>
-            <w:r>
-              <w:rPr>
-                <w:b w:val="0"/>
-                <w:i w:val="0"/>
-                <w:color w:val="64748B"/>
-                <w:sz w:val="16"/>
-              </w:rPr>
-              <w:t>GT-CQ</w:t>
-            </w:r>
-          </w:p>
-        </w:tc>
-        <w:tc>
-          <w:tcPr>
-            <w:tcW w:type="dxa" w:w="4706"/>
-          </w:tcPr>
-          <w:p>
-            <w:r>
-              <w:rPr>
-                <w:b w:val="0"/>
-                <w:i w:val="0"/>
-                <w:sz w:val="17"/>
-              </w:rPr>
-              <w:t>veuillez, s'il vous plait, confirmer les frais de scolarité ( 1500 FCFA) payée de Salimata Manga avec le QG ou apporter les corrections nécessaires.</w:t>
-            </w:r>
-          </w:p>
-        </w:tc>
-      </w:tr>
-      <w:tr>
-        <w:tc>
-          <w:tcPr>
-            <w:tcW w:type="dxa" w:w="964"/>
-          </w:tcPr>
-          <w:p>
-            <w:r>
-              <w:rPr>
-                <w:b/>
-                <w:i w:val="0"/>
-                <w:color w:val="EA580C"/>
-                <w:sz w:val="16"/>
-              </w:rPr>
-              <w:t>Moyenne</w:t>
-            </w:r>
-          </w:p>
-        </w:tc>
-        <w:tc>
-          <w:tcPr>
-            <w:tcW w:type="dxa" w:w="1247"/>
-          </w:tcPr>
-          <w:p>
-            <w:r>
-              <w:rPr>
-                <w:b/>
-                <w:i w:val="0"/>
-                <w:sz w:val="16"/>
-              </w:rPr>
-              <w:t>S02</w:t>
-              <w:br/>
-            </w:r>
-            <w:r>
-              <w:rPr>
-                <w:b w:val="0"/>
-                <w:i w:val="0"/>
-                <w:color w:val="64748B"/>
-                <w:sz w:val="14"/>
-              </w:rPr>
-              <w:t>Éducation</w:t>
-            </w:r>
-          </w:p>
-        </w:tc>
-        <w:tc>
-          <w:tcPr>
-            <w:tcW w:type="dxa" w:w="1531"/>
-          </w:tcPr>
-          <w:p>
-            <w:r>
-              <w:rPr>
-                <w:b/>
-                <w:i w:val="0"/>
-                <w:color w:val="16A34A"/>
-                <w:sz w:val="16"/>
-              </w:rPr>
-              <w:t>—</w:t>
-            </w:r>
-          </w:p>
-        </w:tc>
-        <w:tc>
-          <w:tcPr>
-            <w:tcW w:type="dxa" w:w="1191"/>
-          </w:tcPr>
-          <w:p>
-            <w:r>
-              <w:rPr>
-                <w:b w:val="0"/>
-                <w:i w:val="0"/>
-                <w:color w:val="64748B"/>
-                <w:sz w:val="16"/>
-              </w:rPr>
-              <w:t>GT-CQ</w:t>
-            </w:r>
-          </w:p>
-        </w:tc>
-        <w:tc>
-          <w:tcPr>
-            <w:tcW w:type="dxa" w:w="4706"/>
-          </w:tcPr>
-          <w:p>
-            <w:r>
-              <w:rPr>
-                <w:b w:val="0"/>
-                <w:i w:val="0"/>
-                <w:sz w:val="17"/>
-              </w:rPr>
-              <w:t>Attention ! Le frais de scolarité (1500 Fcfa) de Salimata Manga en 4ème année de Primaire est relativement faible par rapport aux autres frais de scolarités observés dans cette zone.</w:t>
-            </w:r>
-          </w:p>
-        </w:tc>
-      </w:tr>
-      <w:tr>
-        <w:tc>
-          <w:tcPr>
-            <w:tcW w:type="dxa" w:w="964"/>
-          </w:tcPr>
-          <w:p>
-            <w:r>
-              <w:rPr>
-                <w:b/>
-                <w:i w:val="0"/>
-                <w:color w:val="EA580C"/>
-                <w:sz w:val="16"/>
-              </w:rPr>
-              <w:t>Moyenne</w:t>
-            </w:r>
-          </w:p>
-        </w:tc>
-        <w:tc>
-          <w:tcPr>
-            <w:tcW w:type="dxa" w:w="1247"/>
-          </w:tcPr>
-          <w:p>
-            <w:r>
-              <w:rPr>
-                <w:b/>
-                <w:i w:val="0"/>
-                <w:sz w:val="16"/>
-              </w:rPr>
-              <w:t>S02</w:t>
-              <w:br/>
-            </w:r>
-            <w:r>
-              <w:rPr>
-                <w:b w:val="0"/>
-                <w:i w:val="0"/>
-                <w:color w:val="64748B"/>
-                <w:sz w:val="14"/>
-              </w:rPr>
-              <w:t>Éducation</w:t>
-            </w:r>
-          </w:p>
-        </w:tc>
-        <w:tc>
-          <w:tcPr>
-            <w:tcW w:type="dxa" w:w="1531"/>
-          </w:tcPr>
-          <w:p>
-            <w:r>
-              <w:rPr>
-                <w:b/>
-                <w:i w:val="0"/>
-                <w:color w:val="16A34A"/>
-                <w:sz w:val="16"/>
-              </w:rPr>
-              <w:t>—</w:t>
-            </w:r>
-          </w:p>
-        </w:tc>
-        <w:tc>
-          <w:tcPr>
-            <w:tcW w:type="dxa" w:w="1191"/>
-          </w:tcPr>
-          <w:p>
-            <w:r>
-              <w:rPr>
-                <w:b w:val="0"/>
-                <w:i w:val="0"/>
-                <w:color w:val="64748B"/>
-                <w:sz w:val="16"/>
-              </w:rPr>
-              <w:t>GT-CQ</w:t>
-            </w:r>
-          </w:p>
-        </w:tc>
-        <w:tc>
-          <w:tcPr>
-            <w:tcW w:type="dxa" w:w="4706"/>
-          </w:tcPr>
-          <w:p>
-            <w:r>
-              <w:rPr>
-                <w:b w:val="0"/>
-                <w:i w:val="0"/>
-                <w:sz w:val="17"/>
-              </w:rPr>
               <w:t>Prière de corriger ou de confirmer avec le QG.</w:t>
-            </w:r>
-          </w:p>
-        </w:tc>
-      </w:tr>
-      <w:tr>
-        <w:tc>
-          <w:tcPr>
-            <w:tcW w:type="dxa" w:w="964"/>
-          </w:tcPr>
-          <w:p>
-            <w:r>
-              <w:rPr>
-                <w:b/>
-                <w:i w:val="0"/>
-                <w:color w:val="EA580C"/>
-                <w:sz w:val="16"/>
-              </w:rPr>
-              <w:t>Moyenne</w:t>
-            </w:r>
-          </w:p>
-        </w:tc>
-        <w:tc>
-          <w:tcPr>
-            <w:tcW w:type="dxa" w:w="1247"/>
-          </w:tcPr>
-          <w:p>
-            <w:r>
-              <w:rPr>
-                <w:b/>
-                <w:i w:val="0"/>
-                <w:sz w:val="16"/>
-              </w:rPr>
-              <w:t>S02</w:t>
-              <w:br/>
-            </w:r>
-            <w:r>
-              <w:rPr>
-                <w:b w:val="0"/>
-                <w:i w:val="0"/>
-                <w:color w:val="64748B"/>
-                <w:sz w:val="14"/>
-              </w:rPr>
-              <w:t>Éducation</w:t>
-            </w:r>
-          </w:p>
-        </w:tc>
-        <w:tc>
-          <w:tcPr>
-            <w:tcW w:type="dxa" w:w="1531"/>
-          </w:tcPr>
-          <w:p>
-            <w:r>
-              <w:rPr>
-                <w:b/>
-                <w:i w:val="0"/>
-                <w:color w:val="16A34A"/>
-                <w:sz w:val="16"/>
-              </w:rPr>
-              <w:t>—</w:t>
-            </w:r>
-          </w:p>
-        </w:tc>
-        <w:tc>
-          <w:tcPr>
-            <w:tcW w:type="dxa" w:w="1191"/>
-          </w:tcPr>
-          <w:p>
-            <w:r>
-              <w:rPr>
-                <w:b w:val="0"/>
-                <w:i w:val="0"/>
-                <w:color w:val="64748B"/>
-                <w:sz w:val="16"/>
-              </w:rPr>
-              <w:t>GT-CQ</w:t>
-            </w:r>
-          </w:p>
-        </w:tc>
-        <w:tc>
-          <w:tcPr>
-            <w:tcW w:type="dxa" w:w="4706"/>
-          </w:tcPr>
-          <w:p>
-            <w:r>
-              <w:rPr>
-                <w:b w:val="0"/>
-                <w:i w:val="0"/>
-                <w:sz w:val="17"/>
-              </w:rPr>
-              <w:t>veuillez, s'il vous plait, confirmer les frais de scolarité ( 6000 FCFA) payée de Sire Manga avec le QG ou apporter les corrections nécessaires.</w:t>
             </w:r>
           </w:p>
         </w:tc>
